--- a/GirasMatahari_Portfolio_Academy.docx
+++ b/GirasMatahari_Portfolio_Academy.docx
@@ -71,13 +71,7 @@
               <w:rPr>
                 <w:rFonts w:ascii="Segoe UI" w:hAnsi="Segoe UI" w:cs="Segoe UI"/>
               </w:rPr>
-              <w:t>UI/UX</w:t>
-            </w:r>
-            <w:r>
-              <w:rPr>
-                <w:rFonts w:ascii="Segoe UI" w:hAnsi="Segoe UI" w:cs="Segoe UI"/>
-              </w:rPr>
-              <w:t xml:space="preserve"> </w:t>
+              <w:t xml:space="preserve">UI/UX </w:t>
             </w:r>
             <w:r>
               <w:rPr>
@@ -109,27 +103,7 @@
                 <w:sz w:val="19"/>
                 <w:szCs w:val="19"/>
               </w:rPr>
-              <w:t xml:space="preserve">A graduate of Software Engineering Technology (D3) and Informatics (S1) with a focus on UI/UX Design and Front-End Development. I am drawn to designing interactive interfaces and intuitive user experiences — building products that are not only visually considered, but genuinely easy to use. I have worked as a Metaverse Developer at the </w:t>
-            </w:r>
-            <w:proofErr w:type="spellStart"/>
-            <w:r>
-              <w:rPr>
-                <w:rFonts w:ascii="Segoe UI" w:hAnsi="Segoe UI" w:cs="Segoe UI"/>
-                <w:color w:val="1F2933"/>
-                <w:sz w:val="19"/>
-                <w:szCs w:val="19"/>
-              </w:rPr>
-              <w:t>Center</w:t>
-            </w:r>
-            <w:proofErr w:type="spellEnd"/>
-            <w:r>
-              <w:rPr>
-                <w:rFonts w:ascii="Segoe UI" w:hAnsi="Segoe UI" w:cs="Segoe UI"/>
-                <w:color w:val="1F2933"/>
-                <w:sz w:val="19"/>
-                <w:szCs w:val="19"/>
-              </w:rPr>
-              <w:t xml:space="preserve"> of e-Learning and Open Education, Telkom University, and in the Information Technology Division of PT LAPI ITB, contributing to real digital products across web, mobile, and immersive media. </w:t>
+              <w:t xml:space="preserve">A graduate of Software Engineering Technology (D3) and Informatics (S1) with a focus on UI/UX Design and Front-End Development. I am drawn to designing interactive interfaces and intuitive user experiences — building products that are not only visually considered, but genuinely easy to use. I have worked as a Metaverse Developer at the Center of e-Learning and Open Education, Telkom University, and in the Information Technology Division of PT LAPI ITB, contributing to real digital products across web, mobile, and immersive media. </w:t>
             </w:r>
           </w:p>
         </w:tc>
@@ -368,17 +342,8 @@
                   <w:rStyle w:val="Hyperlink"/>
                   <w:rFonts w:ascii="Segoe UI" w:hAnsi="Segoe UI" w:cs="Segoe UI"/>
                 </w:rPr>
-                <w:t>linkedin.com/in/</w:t>
+                <w:t>linkedin.com/in/girasmatahari</w:t>
               </w:r>
-              <w:proofErr w:type="spellStart"/>
-              <w:r>
-                <w:rPr>
-                  <w:rStyle w:val="Hyperlink"/>
-                  <w:rFonts w:ascii="Segoe UI" w:hAnsi="Segoe UI" w:cs="Segoe UI"/>
-                </w:rPr>
-                <w:t>girasmatahari</w:t>
-              </w:r>
-              <w:proofErr w:type="spellEnd"/>
             </w:hyperlink>
           </w:p>
           <w:p>
@@ -400,23 +365,7 @@
                   <w:rStyle w:val="Hyperlink"/>
                   <w:rFonts w:ascii="Segoe UI" w:hAnsi="Segoe UI" w:cs="Segoe UI"/>
                 </w:rPr>
-                <w:t>instagram.com/</w:t>
-              </w:r>
-              <w:proofErr w:type="spellStart"/>
-              <w:r>
-                <w:rPr>
-                  <w:rStyle w:val="Hyperlink"/>
-                  <w:rFonts w:ascii="Segoe UI" w:hAnsi="Segoe UI" w:cs="Segoe UI"/>
-                </w:rPr>
-                <w:t>giras</w:t>
-              </w:r>
-              <w:proofErr w:type="spellEnd"/>
-              <w:r>
-                <w:rPr>
-                  <w:rStyle w:val="Hyperlink"/>
-                  <w:rFonts w:ascii="Segoe UI" w:hAnsi="Segoe UI" w:cs="Segoe UI"/>
-                </w:rPr>
-                <w:t>._</w:t>
+                <w:t>instagram.com/giras._</w:t>
               </w:r>
             </w:hyperlink>
           </w:p>
@@ -800,21 +749,8 @@
                 <w:sz w:val="18"/>
                 <w:szCs w:val="18"/>
               </w:rPr>
-              <w:t xml:space="preserve">SCFS — </w:t>
-            </w:r>
-            <w:proofErr w:type="spellStart"/>
-            <w:r>
-              <w:rPr>
-                <w:rFonts w:ascii="Segoe UI" w:eastAsia="Times New Roman" w:hAnsi="Segoe UI" w:cs="Segoe UI"/>
-                <w:b/>
-                <w:bCs/>
-                <w:color w:val="1F2933"/>
-                <w:sz w:val="18"/>
-                <w:szCs w:val="18"/>
-              </w:rPr>
-              <w:t>Trevora</w:t>
-            </w:r>
-            <w:proofErr w:type="spellEnd"/>
+              <w:t>SCFS — Trevora</w:t>
+            </w:r>
             <w:r>
               <w:rPr>
                 <w:rFonts w:ascii="Segoe UI" w:eastAsia="Times New Roman" w:hAnsi="Segoe UI" w:cs="Segoe UI"/>
@@ -934,7 +870,16 @@
                 <w:sz w:val="18"/>
                 <w:szCs w:val="18"/>
               </w:rPr>
-              <w:t>velopment</w:t>
+              <w:t>velop</w:t>
+            </w:r>
+            <w:r>
+              <w:rPr>
+                <w:rFonts w:ascii="Segoe UI" w:eastAsia="Times New Roman" w:hAnsi="Segoe UI" w:cs="Segoe UI"/>
+                <w:color w:val="1F2933"/>
+                <w:sz w:val="18"/>
+                <w:szCs w:val="18"/>
+              </w:rPr>
+              <w:t>er</w:t>
             </w:r>
           </w:p>
         </w:tc>
@@ -1108,7 +1053,7 @@
                 <w:sz w:val="18"/>
                 <w:szCs w:val="18"/>
               </w:rPr>
-              <w:t>Front-End UI/UX Development</w:t>
+              <w:t>Front-End UI/UX Developer</w:t>
             </w:r>
           </w:p>
         </w:tc>
@@ -1517,21 +1462,8 @@
                 <w:sz w:val="18"/>
                 <w:szCs w:val="18"/>
               </w:rPr>
-              <w:t xml:space="preserve">Hotel </w:t>
-            </w:r>
-            <w:proofErr w:type="spellStart"/>
-            <w:r>
-              <w:rPr>
-                <w:rFonts w:ascii="Segoe UI" w:eastAsia="Times New Roman" w:hAnsi="Segoe UI" w:cs="Segoe UI"/>
-                <w:b/>
-                <w:bCs/>
-                <w:color w:val="1F2933"/>
-                <w:sz w:val="18"/>
-                <w:szCs w:val="18"/>
-              </w:rPr>
-              <w:t>Sawunggaling</w:t>
-            </w:r>
-            <w:proofErr w:type="spellEnd"/>
+              <w:t>Hotel Sawunggaling</w:t>
+            </w:r>
             <w:r>
               <w:rPr>
                 <w:rFonts w:ascii="Segoe UI" w:eastAsia="Times New Roman" w:hAnsi="Segoe UI" w:cs="Segoe UI"/>
@@ -1642,7 +1574,7 @@
                 <w:sz w:val="18"/>
                 <w:szCs w:val="18"/>
               </w:rPr>
-              <w:t>Front-End UI/UX Development</w:t>
+              <w:t>Front-End UI/UX Developer</w:t>
             </w:r>
           </w:p>
         </w:tc>
@@ -1704,21 +1636,7 @@
         <w:rPr>
           <w:rFonts w:eastAsia="Times New Roman"/>
         </w:rPr>
-        <w:t>SCFS — Supply Chain Financing System (</w:t>
-      </w:r>
-      <w:proofErr w:type="spellStart"/>
-      <w:r>
-        <w:rPr>
-          <w:rFonts w:eastAsia="Times New Roman"/>
-        </w:rPr>
-        <w:t>Trevora</w:t>
-      </w:r>
-      <w:proofErr w:type="spellEnd"/>
-      <w:r>
-        <w:rPr>
-          <w:rFonts w:eastAsia="Times New Roman"/>
-        </w:rPr>
-        <w:t>)</w:t>
+        <w:t>SCFS — Supply Chain Financing System (Trevora)</w:t>
       </w:r>
     </w:p>
     <w:p>
@@ -1794,25 +1712,14 @@
           <w:szCs w:val="19"/>
         </w:rPr>
       </w:pPr>
-      <w:proofErr w:type="spellStart"/>
-      <w:r>
-        <w:rPr>
-          <w:rFonts w:ascii="Segoe UI" w:hAnsi="Segoe UI" w:cs="Segoe UI"/>
-          <w:color w:val="1F2933"/>
-          <w:sz w:val="19"/>
-          <w:szCs w:val="19"/>
-        </w:rPr>
-        <w:t>Trevora</w:t>
-      </w:r>
-      <w:proofErr w:type="spellEnd"/>
-      <w:r>
-        <w:rPr>
-          <w:rFonts w:ascii="Segoe UI" w:hAnsi="Segoe UI" w:cs="Segoe UI"/>
-          <w:color w:val="1F2933"/>
-          <w:sz w:val="19"/>
-          <w:szCs w:val="19"/>
-        </w:rPr>
-        <w:t xml:space="preserve"> SCFS is a supply chain financing platform that brings three parties — campus canteens, their suppliers, and a non-bank financial institution — into one financing ecosystem, so a canteen can operate without its own working capital while suppliers are guaranteed payment and every transaction is recorded in real time. My work was to translate a genuinely complex financial mechanism into an interface that each of those very different users could understand and trust. </w:t>
+      <w:r>
+        <w:rPr>
+          <w:rFonts w:ascii="Segoe UI" w:hAnsi="Segoe UI" w:cs="Segoe UI"/>
+          <w:color w:val="1F2933"/>
+          <w:sz w:val="19"/>
+          <w:szCs w:val="19"/>
+        </w:rPr>
+        <w:t xml:space="preserve">Trevora SCFS is a supply chain financing platform that brings three parties — campus canteens, their suppliers, and a non-bank financial institution — into one financing ecosystem, so a canteen can operate without its own working capital while suppliers are guaranteed payment and every transaction is recorded in real time. My work was to translate a genuinely complex financial mechanism into an interface that each of those very different users could understand and trust. </w:t>
       </w:r>
     </w:p>
     <w:p>
@@ -1919,7 +1826,18 @@
           <w:sz w:val="19"/>
           <w:szCs w:val="19"/>
         </w:rPr>
-        <w:t>velopment</w:t>
+        <w:t>velop</w:t>
+      </w:r>
+      <w:r>
+        <w:rPr>
+          <w:rFonts w:ascii="Segoe UI" w:hAnsi="Segoe UI" w:cs="Segoe UI"/>
+          <w:b/>
+          <w:bCs/>
+          <w:color w:val="1F2933"/>
+          <w:sz w:val="19"/>
+          <w:szCs w:val="19"/>
+        </w:rPr>
+        <w:t>er</w:t>
       </w:r>
       <w:r>
         <w:rPr>
@@ -2590,7 +2508,6 @@
         </w:rPr>
         <w:t>SIPETAM (</w:t>
       </w:r>
-      <w:proofErr w:type="spellStart"/>
       <w:r>
         <w:rPr>
           <w:rFonts w:ascii="Segoe UI" w:hAnsi="Segoe UI" w:cs="Segoe UI"/>
@@ -2600,43 +2517,7 @@
           <w:sz w:val="19"/>
           <w:szCs w:val="19"/>
         </w:rPr>
-        <w:t>Sistem</w:t>
-      </w:r>
-      <w:proofErr w:type="spellEnd"/>
-      <w:r>
-        <w:rPr>
-          <w:rFonts w:ascii="Segoe UI" w:hAnsi="Segoe UI" w:cs="Segoe UI"/>
-          <w:i/>
-          <w:iCs/>
-          <w:color w:val="1F2933"/>
-          <w:sz w:val="19"/>
-          <w:szCs w:val="19"/>
-        </w:rPr>
-        <w:t xml:space="preserve"> </w:t>
-      </w:r>
-      <w:proofErr w:type="spellStart"/>
-      <w:r>
-        <w:rPr>
-          <w:rFonts w:ascii="Segoe UI" w:hAnsi="Segoe UI" w:cs="Segoe UI"/>
-          <w:i/>
-          <w:iCs/>
-          <w:color w:val="1F2933"/>
-          <w:sz w:val="19"/>
-          <w:szCs w:val="19"/>
-        </w:rPr>
-        <w:t>Pemesanan</w:t>
-      </w:r>
-      <w:proofErr w:type="spellEnd"/>
-      <w:r>
-        <w:rPr>
-          <w:rFonts w:ascii="Segoe UI" w:hAnsi="Segoe UI" w:cs="Segoe UI"/>
-          <w:i/>
-          <w:iCs/>
-          <w:color w:val="1F2933"/>
-          <w:sz w:val="19"/>
-          <w:szCs w:val="19"/>
-        </w:rPr>
-        <w:t xml:space="preserve"> Tanah Makam</w:t>
+        <w:t>Sistem Pemesanan Tanah Makam</w:t>
       </w:r>
       <w:r>
         <w:rPr>
@@ -2730,7 +2611,7 @@
           <w:sz w:val="19"/>
           <w:szCs w:val="19"/>
         </w:rPr>
-        <w:t>Front-End UI/UX Development</w:t>
+        <w:t>Front-End UI/UX Developer</w:t>
       </w:r>
       <w:r>
         <w:rPr>
@@ -3315,31 +3196,7 @@
           <w:sz w:val="19"/>
           <w:szCs w:val="19"/>
         </w:rPr>
-        <w:t xml:space="preserve">Metaverse Developer at the </w:t>
-      </w:r>
-      <w:proofErr w:type="spellStart"/>
-      <w:r>
-        <w:rPr>
-          <w:rFonts w:ascii="Segoe UI" w:hAnsi="Segoe UI" w:cs="Segoe UI"/>
-          <w:b/>
-          <w:bCs/>
-          <w:color w:val="1F2933"/>
-          <w:sz w:val="19"/>
-          <w:szCs w:val="19"/>
-        </w:rPr>
-        <w:t>Center</w:t>
-      </w:r>
-      <w:proofErr w:type="spellEnd"/>
-      <w:r>
-        <w:rPr>
-          <w:rFonts w:ascii="Segoe UI" w:hAnsi="Segoe UI" w:cs="Segoe UI"/>
-          <w:b/>
-          <w:bCs/>
-          <w:color w:val="1F2933"/>
-          <w:sz w:val="19"/>
-          <w:szCs w:val="19"/>
-        </w:rPr>
-        <w:t xml:space="preserve"> of e-Learning and Open Education (CeLOE), Telkom University</w:t>
+        <w:t>Metaverse Developer at the Center of e-Learning and Open Education (CeLOE), Telkom University</w:t>
       </w:r>
       <w:r>
         <w:rPr>
@@ -4053,55 +3910,7 @@
           <w:sz w:val="19"/>
           <w:szCs w:val="19"/>
         </w:rPr>
-        <w:t>final year university project (</w:t>
-      </w:r>
-      <w:proofErr w:type="spellStart"/>
-      <w:r>
-        <w:rPr>
-          <w:rFonts w:ascii="Segoe UI" w:hAnsi="Segoe UI" w:cs="Segoe UI"/>
-          <w:b/>
-          <w:bCs/>
-          <w:color w:val="1F2933"/>
-          <w:sz w:val="19"/>
-          <w:szCs w:val="19"/>
-        </w:rPr>
-        <w:t>Skripsi</w:t>
-      </w:r>
-      <w:proofErr w:type="spellEnd"/>
-      <w:r>
-        <w:rPr>
-          <w:rFonts w:ascii="Segoe UI" w:hAnsi="Segoe UI" w:cs="Segoe UI"/>
-          <w:b/>
-          <w:bCs/>
-          <w:color w:val="1F2933"/>
-          <w:sz w:val="19"/>
-          <w:szCs w:val="19"/>
-        </w:rPr>
-        <w:t xml:space="preserve"> / </w:t>
-      </w:r>
-      <w:proofErr w:type="spellStart"/>
-      <w:r>
-        <w:rPr>
-          <w:rFonts w:ascii="Segoe UI" w:hAnsi="Segoe UI" w:cs="Segoe UI"/>
-          <w:b/>
-          <w:bCs/>
-          <w:color w:val="1F2933"/>
-          <w:sz w:val="19"/>
-          <w:szCs w:val="19"/>
-        </w:rPr>
-        <w:t>Tugas</w:t>
-      </w:r>
-      <w:proofErr w:type="spellEnd"/>
-      <w:r>
-        <w:rPr>
-          <w:rFonts w:ascii="Segoe UI" w:hAnsi="Segoe UI" w:cs="Segoe UI"/>
-          <w:b/>
-          <w:bCs/>
-          <w:color w:val="1F2933"/>
-          <w:sz w:val="19"/>
-          <w:szCs w:val="19"/>
-        </w:rPr>
-        <w:t xml:space="preserve"> Akhir)</w:t>
+        <w:t>final year university project (Skripsi / Tugas Akhir)</w:t>
       </w:r>
       <w:r>
         <w:rPr>
@@ -4776,21 +4585,7 @@
         <w:rPr>
           <w:rFonts w:eastAsia="Times New Roman"/>
         </w:rPr>
-        <w:t xml:space="preserve">Hotel </w:t>
-      </w:r>
-      <w:proofErr w:type="spellStart"/>
-      <w:r>
-        <w:rPr>
-          <w:rFonts w:eastAsia="Times New Roman"/>
-        </w:rPr>
-        <w:t>Sawunggaling</w:t>
-      </w:r>
-      <w:proofErr w:type="spellEnd"/>
-      <w:r>
-        <w:rPr>
-          <w:rFonts w:eastAsia="Times New Roman"/>
-        </w:rPr>
-        <w:t xml:space="preserve"> — Hotel Monitoring Dashboard</w:t>
+        <w:t>Hotel Sawunggaling — Hotel Monitoring Dashboard</w:t>
       </w:r>
     </w:p>
     <w:p>
@@ -4873,27 +4668,7 @@
           <w:sz w:val="19"/>
           <w:szCs w:val="19"/>
         </w:rPr>
-        <w:t xml:space="preserve">A web-based operations dashboard for Boutique Hotel </w:t>
-      </w:r>
-      <w:proofErr w:type="spellStart"/>
-      <w:r>
-        <w:rPr>
-          <w:rFonts w:ascii="Segoe UI" w:hAnsi="Segoe UI" w:cs="Segoe UI"/>
-          <w:color w:val="1F2933"/>
-          <w:sz w:val="19"/>
-          <w:szCs w:val="19"/>
-        </w:rPr>
-        <w:t>Sawunggaling</w:t>
-      </w:r>
-      <w:proofErr w:type="spellEnd"/>
-      <w:r>
-        <w:rPr>
-          <w:rFonts w:ascii="Segoe UI" w:hAnsi="Segoe UI" w:cs="Segoe UI"/>
-          <w:color w:val="1F2933"/>
-          <w:sz w:val="19"/>
-          <w:szCs w:val="19"/>
-        </w:rPr>
-        <w:t xml:space="preserve"> that shows room availability and status, today's guests and reservations, and housekeeping progress in a single real-time view. It gives the front office, housekeeping, and management one shared picture of the property instead of three separate ones. </w:t>
+        <w:t xml:space="preserve">A web-based operations dashboard for Boutique Hotel Sawunggaling that shows room availability and status, today's guests and reservations, and housekeeping progress in a single real-time view. It gives the front office, housekeeping, and management one shared picture of the property instead of three separate ones. </w:t>
       </w:r>
     </w:p>
     <w:p>
@@ -4938,9 +4713,17 @@
           <w:sz w:val="19"/>
           <w:szCs w:val="19"/>
         </w:rPr>
-        <w:t xml:space="preserve">Boutique Hotel </w:t>
-      </w:r>
-      <w:proofErr w:type="spellStart"/>
+        <w:t>Boutique Hotel Sawunggaling</w:t>
+      </w:r>
+      <w:r>
+        <w:rPr>
+          <w:rFonts w:ascii="Segoe UI" w:hAnsi="Segoe UI" w:cs="Segoe UI"/>
+          <w:color w:val="1F2933"/>
+          <w:sz w:val="19"/>
+          <w:szCs w:val="19"/>
+        </w:rPr>
+        <w:t xml:space="preserve">, delivered together with the team at PT LAPI ITB. </w:t>
+      </w:r>
       <w:r>
         <w:rPr>
           <w:rFonts w:ascii="Segoe UI" w:hAnsi="Segoe UI" w:cs="Segoe UI"/>
@@ -4950,17 +4733,16 @@
           <w:sz w:val="19"/>
           <w:szCs w:val="19"/>
         </w:rPr>
-        <w:t>Sawunggaling</w:t>
-      </w:r>
-      <w:proofErr w:type="spellEnd"/>
-      <w:r>
-        <w:rPr>
-          <w:rFonts w:ascii="Segoe UI" w:hAnsi="Segoe UI" w:cs="Segoe UI"/>
-          <w:color w:val="1F2933"/>
-          <w:sz w:val="19"/>
-          <w:szCs w:val="19"/>
-        </w:rPr>
-        <w:t xml:space="preserve">, delivered together with the team at PT LAPI ITB. </w:t>
+        <w:t>This is a GROUP PROJECT.</w:t>
+      </w:r>
+      <w:r>
+        <w:rPr>
+          <w:rFonts w:ascii="Segoe UI" w:hAnsi="Segoe UI" w:cs="Segoe UI"/>
+          <w:color w:val="1F2933"/>
+          <w:sz w:val="19"/>
+          <w:szCs w:val="19"/>
+        </w:rPr>
+        <w:t xml:space="preserve"> I worked as the </w:t>
       </w:r>
       <w:r>
         <w:rPr>
@@ -4971,27 +4753,7 @@
           <w:sz w:val="19"/>
           <w:szCs w:val="19"/>
         </w:rPr>
-        <w:t>This is a GROUP PROJECT.</w:t>
-      </w:r>
-      <w:r>
-        <w:rPr>
-          <w:rFonts w:ascii="Segoe UI" w:hAnsi="Segoe UI" w:cs="Segoe UI"/>
-          <w:color w:val="1F2933"/>
-          <w:sz w:val="19"/>
-          <w:szCs w:val="19"/>
-        </w:rPr>
-        <w:t xml:space="preserve"> I worked as the </w:t>
-      </w:r>
-      <w:r>
-        <w:rPr>
-          <w:rFonts w:ascii="Segoe UI" w:hAnsi="Segoe UI" w:cs="Segoe UI"/>
-          <w:b/>
-          <w:bCs/>
-          <w:color w:val="1F2933"/>
-          <w:sz w:val="19"/>
-          <w:szCs w:val="19"/>
-        </w:rPr>
-        <w:t>Front-End UI/UX Development</w:t>
+        <w:t>Front-End UI/UX Developer</w:t>
       </w:r>
       <w:r>
         <w:rPr>
@@ -5593,17 +5355,8 @@
                   <w:rStyle w:val="Hyperlink"/>
                   <w:rFonts w:ascii="Segoe UI" w:hAnsi="Segoe UI" w:cs="Segoe UI"/>
                 </w:rPr>
-                <w:t>linkedin.com/in/</w:t>
+                <w:t>linkedin.com/in/girasmatahari</w:t>
               </w:r>
-              <w:proofErr w:type="spellStart"/>
-              <w:r>
-                <w:rPr>
-                  <w:rStyle w:val="Hyperlink"/>
-                  <w:rFonts w:ascii="Segoe UI" w:hAnsi="Segoe UI" w:cs="Segoe UI"/>
-                </w:rPr>
-                <w:t>girasmatahari</w:t>
-              </w:r>
-              <w:proofErr w:type="spellEnd"/>
             </w:hyperlink>
           </w:p>
           <w:p>
@@ -7643,6 +7396,7 @@
   <w:style w:type="character" w:default="1" w:styleId="DefaultParagraphFont">
     <w:name w:val="Default Paragraph Font"/>
     <w:uiPriority w:val="1"/>
+    <w:semiHidden/>
     <w:unhideWhenUsed/>
   </w:style>
   <w:style w:type="table" w:default="1" w:styleId="TableNormal">
